--- a/arb/docx/027.content.docx
+++ b/arb/docx/027.content.docx
@@ -163,28 +163,6 @@
           <w:lang w:val="ar_AE" w:bidi="ar_AE"/>
         </w:rPr>
         <w:t>ج</w:t>
-      </w:r>
-      <w:r>
-        <w:rPr>
-          <w:lang w:val="ar_AE" w:bidi="ar_AE"/>
-        </w:rPr>
-      </w:r>
-    </w:p>
-    <w:p>
-      <w:pPr>
-        <w:bidi/>
-      </w:pPr>
-      <w:r>
-        <w:rPr>
-          <w:lang w:val="ar_AE" w:bidi="ar_AE"/>
-        </w:rPr>
-      </w:r>
-      <w:r>
-        <w:rPr>
-          <w:i/>
-          <w:lang w:val="ar_AE" w:bidi="ar_AE"/>
-        </w:rPr>
-        <w:t>جمال الطبيعة</w:t>
       </w:r>
       <w:r>
         <w:rPr>

--- a/arb/docx/027.content.docx
+++ b/arb/docx/027.content.docx
@@ -22,7 +22,7 @@
         <w:rPr>
           <w:lang w:val="ar_AE" w:bidi="ar_AE"/>
         </w:rPr>
-        <w:t>Resource: Study Notes - Themes (Tyndale)</w:t>
+        <w:t>Resource: Tyndale Open Study Notes</w:t>
       </w:r>
       <w:r>
         <w:rPr>
@@ -122,7 +122,7 @@
         <w:rPr>
           <w:lang w:val="ar_AE" w:bidi="ar_AE"/>
         </w:rPr>
-        <w:t>Study Notes - Themes (Tyndale)</w:t>
+        <w:t>Tyndale Open Study Notes</w:t>
       </w:r>
     </w:p>
     <w:p>

--- a/arb/docx/027.content.docx
+++ b/arb/docx/027.content.docx
@@ -22,7 +22,7 @@
         <w:rPr>
           <w:lang w:val="ar_AE" w:bidi="ar_AE"/>
         </w:rPr>
-        <w:t>Resource: Tyndale Open Study Notes</w:t>
+        <w:t>Resource: Aquifer Open Study Notes (Themes)</w:t>
       </w:r>
       <w:r>
         <w:rPr>
@@ -122,7 +122,7 @@
         <w:rPr>
           <w:lang w:val="ar_AE" w:bidi="ar_AE"/>
         </w:rPr>
-        <w:t>Tyndale Open Study Notes</w:t>
+        <w:t>Aquifer Open Study Notes (Themes)</w:t>
       </w:r>
     </w:p>
     <w:p>

--- a/arb/docx/027.content.docx
+++ b/arb/docx/027.content.docx
@@ -9,6 +9,8 @@
       </w:pPr>
       <w:r>
         <w:rPr>
+          <w:rtl/>
+          <w:cs/>
           <w:lang w:val="ar_AE" w:bidi="ar_AE"/>
         </w:rPr>
       </w:r>
@@ -20,12 +22,16 @@
       </w:pPr>
       <w:r>
         <w:rPr>
+          <w:rtl/>
+          <w:cs/>
           <w:lang w:val="ar_AE" w:bidi="ar_AE"/>
         </w:rPr>
         <w:t>Resource: Aquifer Open Study Notes (Themes)</w:t>
       </w:r>
       <w:r>
         <w:rPr>
+          <w:rtl/>
+          <w:cs/>
           <w:lang w:val="ar_AE" w:bidi="ar_AE"/>
         </w:rPr>
       </w:r>
@@ -36,12 +42,16 @@
       </w:pPr>
       <w:r>
         <w:rPr>
+          <w:rtl/>
+          <w:cs/>
           <w:lang w:val="ar_AE" w:bidi="ar_AE"/>
         </w:rPr>
       </w:r>
       <w:r>
         <w:rPr>
           <w:b/>
+          <w:rtl/>
+          <w:cs/>
           <w:lang w:val="ar_AE" w:bidi="ar_AE"/>
         </w:rPr>
         <w:t>Aquifer Open Study Notes (Themes)</w:t>
@@ -53,35 +63,47 @@
       </w:pPr>
       <w:r>
         <w:rPr>
-          <w:lang w:val="ar_AE" w:bidi="ar_AE"/>
-        </w:rPr>
-      </w:r>
-      <w:r>
-        <w:rPr>
+          <w:rtl/>
+          <w:cs/>
+          <w:lang w:val="ar_AE" w:bidi="ar_AE"/>
+        </w:rPr>
+      </w:r>
+      <w:r>
+        <w:rPr>
+          <w:rtl/>
+          <w:cs/>
           <w:lang w:val="ar_AE" w:bidi="ar_AE"/>
         </w:rPr>
         <w:t xml:space="preserve">This work is an adaptation of </w:t>
       </w:r>
       <w:r>
         <w:rPr>
+          <w:rtl/>
+          <w:cs/>
           <w:lang w:val="ar_AE" w:bidi="ar_AE"/>
         </w:rPr>
         <w:t>Tyndale Open Study Notes</w:t>
       </w:r>
       <w:r>
         <w:rPr>
+          <w:rtl/>
+          <w:cs/>
           <w:lang w:val="ar_AE" w:bidi="ar_AE"/>
         </w:rPr>
         <w:t xml:space="preserve"> © 2023 Tyndale House Publishers, licensed under the CC BY-SA 4.0 license. The adaptation, </w:t>
       </w:r>
       <w:r>
         <w:rPr>
+          <w:rtl/>
+          <w:cs/>
           <w:lang w:val="ar_AE" w:bidi="ar_AE"/>
         </w:rPr>
         <w:t>Aquifer Open Study Notes</w:t>
       </w:r>
       <w:r>
         <w:rPr>
+          <w:rtl/>
+          <w:cs/>
           <w:lang w:val="ar_AE" w:bidi="ar_AE"/>
         </w:rPr>
         <w:t>, was created by Mission Mutual and is also licensed under CC BY-SA 4.0.</w:t>
@@ -93,22 +115,30 @@
       </w:pPr>
       <w:r>
         <w:rPr>
-          <w:lang w:val="ar_AE" w:bidi="ar_AE"/>
-        </w:rPr>
-      </w:r>
-      <w:r>
-        <w:rPr>
+          <w:rtl/>
+          <w:cs/>
+          <w:lang w:val="ar_AE" w:bidi="ar_AE"/>
+        </w:rPr>
+      </w:r>
+      <w:r>
+        <w:rPr>
+          <w:rtl/>
+          <w:cs/>
           <w:lang w:val="ar_AE" w:bidi="ar_AE"/>
         </w:rPr>
         <w:t>This resource has been adapted into multiple languages, including English, Tok Pisin, Arabic (عربي), French (Français), Hindi (हिंदी), Indonesian (Bahasa Indonesia), Portuguese (Português), Russian (Русский), Spanish (Español), Swahili (Kiswahili), and Simplified Chinese (简体中文).</w:t>
       </w:r>
       <w:r>
         <w:rPr>
-          <w:lang w:val="ar_AE" w:bidi="ar_AE"/>
-        </w:rPr>
-      </w:r>
-      <w:r>
-        <w:rPr>
+          <w:rtl/>
+          <w:cs/>
+          <w:lang w:val="ar_AE" w:bidi="ar_AE"/>
+        </w:rPr>
+      </w:r>
+      <w:r>
+        <w:rPr>
+          <w:rtl/>
+          <w:cs/>
           <w:lang w:val="ar_AE" w:bidi="ar_AE"/>
         </w:rPr>
       </w:r>
@@ -120,6 +150,8 @@
       </w:pPr>
       <w:r>
         <w:rPr>
+          <w:rtl/>
+          <w:cs/>
           <w:lang w:val="ar_AE" w:bidi="ar_AE"/>
         </w:rPr>
         <w:t>Aquifer Open Study Notes (Themes)</w:t>
@@ -149,6 +181,8 @@
       </w:pPr>
       <w:r>
         <w:rPr>
+          <w:rtl/>
+          <w:cs/>
           <w:lang w:val="ar_AE" w:bidi="ar_AE"/>
         </w:rPr>
       </w:r>
@@ -160,12 +194,16 @@
       </w:pPr>
       <w:r>
         <w:rPr>
+          <w:rtl/>
+          <w:cs/>
           <w:lang w:val="ar_AE" w:bidi="ar_AE"/>
         </w:rPr>
         <w:t>ج</w:t>
       </w:r>
       <w:r>
         <w:rPr>
+          <w:rtl/>
+          <w:cs/>
           <w:lang w:val="ar_AE" w:bidi="ar_AE"/>
         </w:rPr>
       </w:r>
@@ -176,22 +214,30 @@
       </w:pPr>
       <w:r>
         <w:rPr>
-          <w:lang w:val="ar_AE" w:bidi="ar_AE"/>
-        </w:rPr>
-      </w:r>
-      <w:r>
-        <w:rPr>
+          <w:rtl/>
+          <w:cs/>
+          <w:lang w:val="ar_AE" w:bidi="ar_AE"/>
+        </w:rPr>
+      </w:r>
+      <w:r>
+        <w:rPr>
+          <w:rtl/>
+          <w:cs/>
           <w:lang w:val="ar_AE" w:bidi="ar_AE"/>
         </w:rPr>
         <w:t xml:space="preserve"> </w:t>
       </w:r>
       <w:r>
         <w:rPr>
-          <w:lang w:val="ar_AE" w:bidi="ar_AE"/>
-        </w:rPr>
-      </w:r>
-      <w:r>
-        <w:rPr>
+          <w:rtl/>
+          <w:cs/>
+          <w:lang w:val="ar_AE" w:bidi="ar_AE"/>
+        </w:rPr>
+      </w:r>
+      <w:r>
+        <w:rPr>
+          <w:rtl/>
+          <w:cs/>
           <w:lang w:val="ar_AE" w:bidi="ar_AE"/>
         </w:rPr>
       </w:r>
@@ -217,6 +263,8 @@
       </w:pPr>
       <w:r>
         <w:rPr>
+          <w:rtl/>
+          <w:cs/>
           <w:lang w:val="ar_AE" w:bidi="ar_AE"/>
         </w:rPr>
       </w:r>
@@ -228,12 +276,16 @@
       </w:pPr>
       <w:r>
         <w:rPr>
+          <w:rtl/>
+          <w:cs/>
           <w:lang w:val="ar_AE" w:bidi="ar_AE"/>
         </w:rPr>
         <w:t>جمال الطبيعة</w:t>
       </w:r>
       <w:r>
         <w:rPr>
+          <w:rtl/>
+          <w:cs/>
           <w:lang w:val="ar_AE" w:bidi="ar_AE"/>
         </w:rPr>
       </w:r>
@@ -244,23 +296,31 @@
       </w:pPr>
       <w:r>
         <w:rPr>
-          <w:lang w:val="ar_AE" w:bidi="ar_AE"/>
-        </w:rPr>
-      </w:r>
-      <w:r>
-        <w:rPr>
+          <w:rtl/>
+          <w:cs/>
+          <w:lang w:val="ar_AE" w:bidi="ar_AE"/>
+        </w:rPr>
+      </w:r>
+      <w:r>
+        <w:rPr>
+          <w:rtl/>
+          <w:cs/>
           <w:lang w:val="ar_AE" w:bidi="ar_AE"/>
         </w:rPr>
         <w:t>في نهاية عمل الله في الخلق، قال أن كل ما صنعه "</w:t>
       </w:r>
       <w:r>
         <w:rPr>
+          <w:rtl/>
+          <w:cs/>
           <w:lang w:val="ar_AE" w:bidi="ar_AE"/>
         </w:rPr>
         <w:t>حَسَنٌ جِدًّا.</w:t>
       </w:r>
       <w:r>
         <w:rPr>
+          <w:rtl/>
+          <w:cs/>
           <w:lang w:val="ar_AE" w:bidi="ar_AE"/>
         </w:rPr>
         <w:t>" (</w:t>
@@ -268,6 +328,8 @@
       <w:hyperlink r:id="rId13">
         <w:r>
           <w:rPr>
+            <w:rtl/>
+            <w:cs/>
             <w:lang w:val="ar_AE" w:bidi="ar_AE"/>
           </w:rPr>
           <w:rPr>
@@ -279,6 +341,8 @@
       </w:hyperlink>
       <w:r>
         <w:rPr>
+          <w:rtl/>
+          <w:cs/>
           <w:lang w:val="ar_AE" w:bidi="ar_AE"/>
         </w:rPr>
         <w:t xml:space="preserve">). والكتاب المقدس يتحدث كثيرًا عن جمال وعظمة خلق الله، خاصة في المزامير ( انظر مثلًا، </w:t>
@@ -286,6 +350,8 @@
       <w:hyperlink r:id="rId14">
         <w:r>
           <w:rPr>
+            <w:rtl/>
+            <w:cs/>
             <w:lang w:val="ar_AE" w:bidi="ar_AE"/>
           </w:rPr>
           <w:rPr>
@@ -297,6 +363,8 @@
       </w:hyperlink>
       <w:r>
         <w:rPr>
+          <w:rtl/>
+          <w:cs/>
           <w:lang w:val="ar_AE" w:bidi="ar_AE"/>
         </w:rPr>
         <w:t xml:space="preserve">؛ </w:t>
@@ -304,6 +372,8 @@
       <w:hyperlink r:id="rId15">
         <w:r>
           <w:rPr>
+            <w:rtl/>
+            <w:cs/>
             <w:lang w:val="ar_AE" w:bidi="ar_AE"/>
           </w:rPr>
           <w:rPr>
@@ -315,6 +385,8 @@
       </w:hyperlink>
       <w:r>
         <w:rPr>
+          <w:rtl/>
+          <w:cs/>
           <w:lang w:val="ar_AE" w:bidi="ar_AE"/>
         </w:rPr>
         <w:t>).</w:t>
@@ -326,11 +398,15 @@
       </w:pPr>
       <w:r>
         <w:rPr>
-          <w:lang w:val="ar_AE" w:bidi="ar_AE"/>
-        </w:rPr>
-      </w:r>
-      <w:r>
-        <w:rPr>
+          <w:rtl/>
+          <w:cs/>
+          <w:lang w:val="ar_AE" w:bidi="ar_AE"/>
+        </w:rPr>
+      </w:r>
+      <w:r>
+        <w:rPr>
+          <w:rtl/>
+          <w:cs/>
           <w:lang w:val="ar_AE" w:bidi="ar_AE"/>
         </w:rPr>
         <w:t>في سفر نشيد الأنشاد، تلعب الطبيعة وصورها دورًا هامًا. فكثيرًا ما يُعبر الرجل والمرأة عن حبهما في الريف وسط الطبيعة (</w:t>
@@ -338,6 +414,8 @@
       <w:hyperlink r:id="rId16">
         <w:r>
           <w:rPr>
+            <w:rtl/>
+            <w:cs/>
             <w:lang w:val="ar_AE" w:bidi="ar_AE"/>
           </w:rPr>
           <w:rPr>
@@ -349,6 +427,8 @@
       </w:hyperlink>
       <w:r>
         <w:rPr>
+          <w:rtl/>
+          <w:cs/>
           <w:lang w:val="ar_AE" w:bidi="ar_AE"/>
         </w:rPr>
         <w:t xml:space="preserve">; </w:t>
@@ -356,6 +436,8 @@
       <w:hyperlink r:id="rId17">
         <w:r>
           <w:rPr>
+            <w:rtl/>
+            <w:cs/>
             <w:lang w:val="ar_AE" w:bidi="ar_AE"/>
           </w:rPr>
           <w:rPr>
@@ -367,6 +449,8 @@
       </w:hyperlink>
       <w:r>
         <w:rPr>
+          <w:rtl/>
+          <w:cs/>
           <w:lang w:val="ar_AE" w:bidi="ar_AE"/>
         </w:rPr>
         <w:t xml:space="preserve">; </w:t>
@@ -374,6 +458,8 @@
       <w:hyperlink r:id="rId18">
         <w:r>
           <w:rPr>
+            <w:rtl/>
+            <w:cs/>
             <w:lang w:val="ar_AE" w:bidi="ar_AE"/>
           </w:rPr>
           <w:rPr>
@@ -385,6 +471,8 @@
       </w:hyperlink>
       <w:r>
         <w:rPr>
+          <w:rtl/>
+          <w:cs/>
           <w:lang w:val="ar_AE" w:bidi="ar_AE"/>
         </w:rPr>
         <w:t xml:space="preserve">, </w:t>
@@ -392,6 +480,8 @@
       <w:hyperlink r:id="rId19">
         <w:r>
           <w:rPr>
+            <w:rtl/>
+            <w:cs/>
             <w:lang w:val="ar_AE" w:bidi="ar_AE"/>
           </w:rPr>
           <w:rPr>
@@ -403,6 +493,8 @@
       </w:hyperlink>
       <w:r>
         <w:rPr>
+          <w:rtl/>
+          <w:cs/>
           <w:lang w:val="ar_AE" w:bidi="ar_AE"/>
         </w:rPr>
         <w:t>). فالريف يتميز بالروائح الطيبة والأماكن الخاصة. والحدائق والكرم والبساتين تخلق أجواءً حميمة ورومانسية. فغموض الطبيعة يمنحهم مشهدًا بسيطًا، مع كونه غير مألوف ولكنه مثير لمشاعر الحب.</w:t>
@@ -414,11 +506,15 @@
       </w:pPr>
       <w:r>
         <w:rPr>
-          <w:lang w:val="ar_AE" w:bidi="ar_AE"/>
-        </w:rPr>
-      </w:r>
-      <w:r>
-        <w:rPr>
+          <w:rtl/>
+          <w:cs/>
+          <w:lang w:val="ar_AE" w:bidi="ar_AE"/>
+        </w:rPr>
+      </w:r>
+      <w:r>
+        <w:rPr>
+          <w:rtl/>
+          <w:cs/>
           <w:lang w:val="ar_AE" w:bidi="ar_AE"/>
         </w:rPr>
         <w:t>يستخدم الحبيبين صورًا من الطبيعة لوصف ملامح بعضهما وتأثيرهما على بعض. هذا الوصف يقودهم لاستخدام تشبيهات مستوحاة من خليقة الله.</w:t>
@@ -430,11 +526,15 @@
       </w:pPr>
       <w:r>
         <w:rPr>
-          <w:lang w:val="ar_AE" w:bidi="ar_AE"/>
-        </w:rPr>
-      </w:r>
-      <w:r>
-        <w:rPr>
+          <w:rtl/>
+          <w:cs/>
+          <w:lang w:val="ar_AE" w:bidi="ar_AE"/>
+        </w:rPr>
+      </w:r>
+      <w:r>
+        <w:rPr>
+          <w:rtl/>
+          <w:cs/>
           <w:lang w:val="ar_AE" w:bidi="ar_AE"/>
         </w:rPr>
         <w:t xml:space="preserve">فالطبيعة توجه الناس إلى الخالق، وتُعطى أدلة على قوته وصلاحه وعدله ومحبته (انظر </w:t>
@@ -442,6 +542,8 @@
       <w:hyperlink r:id="rId20">
         <w:r>
           <w:rPr>
+            <w:rtl/>
+            <w:cs/>
             <w:lang w:val="ar_AE" w:bidi="ar_AE"/>
           </w:rPr>
           <w:rPr>
@@ -453,6 +555,8 @@
       </w:hyperlink>
       <w:r>
         <w:rPr>
+          <w:rtl/>
+          <w:cs/>
           <w:lang w:val="ar_AE" w:bidi="ar_AE"/>
         </w:rPr>
         <w:t xml:space="preserve">؛ </w:t>
@@ -460,6 +564,8 @@
       <w:hyperlink r:id="rId21">
         <w:r>
           <w:rPr>
+            <w:rtl/>
+            <w:cs/>
             <w:lang w:val="ar_AE" w:bidi="ar_AE"/>
           </w:rPr>
           <w:rPr>
@@ -471,6 +577,8 @@
       </w:hyperlink>
       <w:r>
         <w:rPr>
+          <w:rtl/>
+          <w:cs/>
           <w:lang w:val="ar_AE" w:bidi="ar_AE"/>
         </w:rPr>
         <w:t>). وأيضًا في جمال الطبيعة من تغير الفصول، ونمو النباتات، وولادة الأطفال، نري رموزًا لرغبة الله في الفداء والاسترداد والخليقة الجديدة.</w:t>
@@ -482,12 +590,16 @@
       </w:pPr>
       <w:r>
         <w:rPr>
+          <w:rtl/>
+          <w:cs/>
           <w:lang w:val="ar_AE" w:bidi="ar_AE"/>
         </w:rPr>
       </w:r>
       <w:r>
         <w:rPr>
           <w:u w:val="single"/>
+          <w:rtl/>
+          <w:cs/>
           <w:lang w:val="ar_AE" w:bidi="ar_AE"/>
         </w:rPr>
         <w:t>نصوص للدراسة الاضافية</w:t>
@@ -499,12 +611,16 @@
       </w:pPr>
       <w:r>
         <w:rPr>
+          <w:rtl/>
+          <w:cs/>
           <w:lang w:val="ar_AE" w:bidi="ar_AE"/>
         </w:rPr>
       </w:r>
       <w:hyperlink r:id="rId22">
         <w:r>
           <w:rPr>
+            <w:rtl/>
+            <w:cs/>
             <w:lang w:val="ar_AE" w:bidi="ar_AE"/>
           </w:rPr>
           <w:rPr>
@@ -516,6 +632,8 @@
       </w:hyperlink>
       <w:r>
         <w:rPr>
+          <w:rtl/>
+          <w:cs/>
           <w:lang w:val="ar_AE" w:bidi="ar_AE"/>
         </w:rPr>
         <w:t xml:space="preserve">; </w:t>
@@ -523,6 +641,8 @@
       <w:hyperlink r:id="rId23">
         <w:r>
           <w:rPr>
+            <w:rtl/>
+            <w:cs/>
             <w:lang w:val="ar_AE" w:bidi="ar_AE"/>
           </w:rPr>
           <w:rPr>
@@ -534,6 +654,8 @@
       </w:hyperlink>
       <w:r>
         <w:rPr>
+          <w:rtl/>
+          <w:cs/>
           <w:lang w:val="ar_AE" w:bidi="ar_AE"/>
         </w:rPr>
         <w:t xml:space="preserve">; </w:t>
@@ -541,6 +663,8 @@
       <w:hyperlink r:id="rId24">
         <w:r>
           <w:rPr>
+            <w:rtl/>
+            <w:cs/>
             <w:lang w:val="ar_AE" w:bidi="ar_AE"/>
           </w:rPr>
           <w:rPr>
@@ -552,6 +676,8 @@
       </w:hyperlink>
       <w:r>
         <w:rPr>
+          <w:rtl/>
+          <w:cs/>
           <w:lang w:val="ar_AE" w:bidi="ar_AE"/>
         </w:rPr>
         <w:t xml:space="preserve">; </w:t>
@@ -559,6 +685,8 @@
       <w:hyperlink r:id="rId25">
         <w:r>
           <w:rPr>
+            <w:rtl/>
+            <w:cs/>
             <w:lang w:val="ar_AE" w:bidi="ar_AE"/>
           </w:rPr>
           <w:rPr>
@@ -570,6 +698,8 @@
       </w:hyperlink>
       <w:r>
         <w:rPr>
+          <w:rtl/>
+          <w:cs/>
           <w:lang w:val="ar_AE" w:bidi="ar_AE"/>
         </w:rPr>
         <w:t xml:space="preserve">; </w:t>
@@ -577,6 +707,8 @@
       <w:hyperlink r:id="rId16">
         <w:r>
           <w:rPr>
+            <w:rtl/>
+            <w:cs/>
             <w:lang w:val="ar_AE" w:bidi="ar_AE"/>
           </w:rPr>
           <w:rPr>
@@ -588,6 +720,8 @@
       </w:hyperlink>
       <w:r>
         <w:rPr>
+          <w:rtl/>
+          <w:cs/>
           <w:lang w:val="ar_AE" w:bidi="ar_AE"/>
         </w:rPr>
         <w:t xml:space="preserve">; </w:t>
@@ -595,6 +729,8 @@
       <w:hyperlink r:id="rId17">
         <w:r>
           <w:rPr>
+            <w:rtl/>
+            <w:cs/>
             <w:lang w:val="ar_AE" w:bidi="ar_AE"/>
           </w:rPr>
           <w:rPr>
@@ -606,6 +742,8 @@
       </w:hyperlink>
       <w:r>
         <w:rPr>
+          <w:rtl/>
+          <w:cs/>
           <w:lang w:val="ar_AE" w:bidi="ar_AE"/>
         </w:rPr>
         <w:t xml:space="preserve">; </w:t>
@@ -613,6 +751,8 @@
       <w:hyperlink r:id="rId18">
         <w:r>
           <w:rPr>
+            <w:rtl/>
+            <w:cs/>
             <w:lang w:val="ar_AE" w:bidi="ar_AE"/>
           </w:rPr>
           <w:rPr>
@@ -624,6 +764,8 @@
       </w:hyperlink>
       <w:r>
         <w:rPr>
+          <w:rtl/>
+          <w:cs/>
           <w:lang w:val="ar_AE" w:bidi="ar_AE"/>
         </w:rPr>
         <w:t xml:space="preserve">, </w:t>
@@ -631,6 +773,8 @@
       <w:hyperlink r:id="rId19">
         <w:r>
           <w:rPr>
+            <w:rtl/>
+            <w:cs/>
             <w:lang w:val="ar_AE" w:bidi="ar_AE"/>
           </w:rPr>
           <w:rPr>
@@ -642,6 +786,8 @@
       </w:hyperlink>
       <w:r>
         <w:rPr>
+          <w:rtl/>
+          <w:cs/>
           <w:lang w:val="ar_AE" w:bidi="ar_AE"/>
         </w:rPr>
         <w:t xml:space="preserve">; </w:t>
@@ -649,6 +795,8 @@
       <w:hyperlink r:id="rId26">
         <w:r>
           <w:rPr>
+            <w:rtl/>
+            <w:cs/>
             <w:lang w:val="ar_AE" w:bidi="ar_AE"/>
           </w:rPr>
           <w:rPr>
@@ -660,6 +808,8 @@
       </w:hyperlink>
       <w:r>
         <w:rPr>
+          <w:rtl/>
+          <w:cs/>
           <w:lang w:val="ar_AE" w:bidi="ar_AE"/>
         </w:rPr>
         <w:t xml:space="preserve">; </w:t>
@@ -667,6 +817,8 @@
       <w:hyperlink r:id="rId27">
         <w:r>
           <w:rPr>
+            <w:rtl/>
+            <w:cs/>
             <w:lang w:val="ar_AE" w:bidi="ar_AE"/>
           </w:rPr>
           <w:rPr>
@@ -678,11 +830,15 @@
       </w:hyperlink>
       <w:r>
         <w:rPr>
-          <w:lang w:val="ar_AE" w:bidi="ar_AE"/>
-        </w:rPr>
-      </w:r>
-      <w:r>
-        <w:rPr>
+          <w:rtl/>
+          <w:cs/>
+          <w:lang w:val="ar_AE" w:bidi="ar_AE"/>
+        </w:rPr>
+      </w:r>
+      <w:r>
+        <w:rPr>
+          <w:rtl/>
+          <w:cs/>
           <w:lang w:val="ar_AE" w:bidi="ar_AE"/>
         </w:rPr>
       </w:r>

--- a/arb/docx/027.content.docx
+++ b/arb/docx/027.content.docx
@@ -325,20 +325,14 @@
         </w:rPr>
         <w:t>" (</w:t>
       </w:r>
-      <w:hyperlink r:id="rId13">
-        <w:r>
-          <w:rPr>
-            <w:rtl/>
-            <w:cs/>
-            <w:lang w:val="ar_AE" w:bidi="ar_AE"/>
-          </w:rPr>
-          <w:rPr>
-            <w:color w:val="0000EE"/>
-            <w:u w:val="single"/>
-          </w:rPr>
-          <w:t>تكوين 1:31</w:t>
-        </w:r>
-      </w:hyperlink>
+      <w:r>
+        <w:rPr>
+          <w:rtl/>
+          <w:cs/>
+          <w:lang w:val="ar_AE" w:bidi="ar_AE"/>
+        </w:rPr>
+        <w:t>تكوين 1:31</w:t>
+      </w:r>
       <w:r>
         <w:rPr>
           <w:rtl/>
@@ -347,20 +341,14 @@
         </w:rPr>
         <w:t xml:space="preserve">). والكتاب المقدس يتحدث كثيرًا عن جمال وعظمة خلق الله، خاصة في المزامير ( انظر مثلًا، </w:t>
       </w:r>
-      <w:hyperlink r:id="rId14">
-        <w:r>
-          <w:rPr>
-            <w:rtl/>
-            <w:cs/>
-            <w:lang w:val="ar_AE" w:bidi="ar_AE"/>
-          </w:rPr>
-          <w:rPr>
-            <w:color w:val="0000EE"/>
-            <w:u w:val="single"/>
-          </w:rPr>
-          <w:t>مزمور 8:3–4</w:t>
-        </w:r>
-      </w:hyperlink>
+      <w:r>
+        <w:rPr>
+          <w:rtl/>
+          <w:cs/>
+          <w:lang w:val="ar_AE" w:bidi="ar_AE"/>
+        </w:rPr>
+        <w:t>مزمور 8:3–4</w:t>
+      </w:r>
       <w:r>
         <w:rPr>
           <w:rtl/>
@@ -369,20 +357,14 @@
         </w:rPr>
         <w:t xml:space="preserve">؛ </w:t>
       </w:r>
-      <w:hyperlink r:id="rId15">
-        <w:r>
-          <w:rPr>
-            <w:rtl/>
-            <w:cs/>
-            <w:lang w:val="ar_AE" w:bidi="ar_AE"/>
-          </w:rPr>
-          <w:rPr>
-            <w:color w:val="0000EE"/>
-            <w:u w:val="single"/>
-          </w:rPr>
-          <w:t>مزمور 104:1–35</w:t>
-        </w:r>
-      </w:hyperlink>
+      <w:r>
+        <w:rPr>
+          <w:rtl/>
+          <w:cs/>
+          <w:lang w:val="ar_AE" w:bidi="ar_AE"/>
+        </w:rPr>
+        <w:t>مزمور 104:1–35</w:t>
+      </w:r>
       <w:r>
         <w:rPr>
           <w:rtl/>
@@ -411,20 +393,14 @@
         </w:rPr>
         <w:t>في سفر نشيد الأنشاد، تلعب الطبيعة وصورها دورًا هامًا. فكثيرًا ما يُعبر الرجل والمرأة عن حبهما في الريف وسط الطبيعة (</w:t>
       </w:r>
-      <w:hyperlink r:id="rId16">
-        <w:r>
-          <w:rPr>
-            <w:rtl/>
-            <w:cs/>
-            <w:lang w:val="ar_AE" w:bidi="ar_AE"/>
-          </w:rPr>
-          <w:rPr>
-            <w:color w:val="0000EE"/>
-            <w:u w:val="single"/>
-          </w:rPr>
-          <w:t>نشيد الأنشاد 2:8–17</w:t>
-        </w:r>
-      </w:hyperlink>
+      <w:r>
+        <w:rPr>
+          <w:rtl/>
+          <w:cs/>
+          <w:lang w:val="ar_AE" w:bidi="ar_AE"/>
+        </w:rPr>
+        <w:t>نشيد الأنشاد 2:8–17</w:t>
+      </w:r>
       <w:r>
         <w:rPr>
           <w:rtl/>
@@ -433,20 +409,14 @@
         </w:rPr>
         <w:t xml:space="preserve">; </w:t>
       </w:r>
-      <w:hyperlink r:id="rId17">
-        <w:r>
-          <w:rPr>
-            <w:rtl/>
-            <w:cs/>
-            <w:lang w:val="ar_AE" w:bidi="ar_AE"/>
-          </w:rPr>
-          <w:rPr>
-            <w:color w:val="0000EE"/>
-            <w:u w:val="single"/>
-          </w:rPr>
-          <w:t>4:12–5:1</w:t>
-        </w:r>
-      </w:hyperlink>
+      <w:r>
+        <w:rPr>
+          <w:rtl/>
+          <w:cs/>
+          <w:lang w:val="ar_AE" w:bidi="ar_AE"/>
+        </w:rPr>
+        <w:t>4:12–5:1</w:t>
+      </w:r>
       <w:r>
         <w:rPr>
           <w:rtl/>
@@ -455,20 +425,14 @@
         </w:rPr>
         <w:t xml:space="preserve">; </w:t>
       </w:r>
-      <w:hyperlink r:id="rId18">
-        <w:r>
-          <w:rPr>
-            <w:rtl/>
-            <w:cs/>
-            <w:lang w:val="ar_AE" w:bidi="ar_AE"/>
-          </w:rPr>
-          <w:rPr>
-            <w:color w:val="0000EE"/>
-            <w:u w:val="single"/>
-          </w:rPr>
-          <w:t>6:2–3</w:t>
-        </w:r>
-      </w:hyperlink>
+      <w:r>
+        <w:rPr>
+          <w:rtl/>
+          <w:cs/>
+          <w:lang w:val="ar_AE" w:bidi="ar_AE"/>
+        </w:rPr>
+        <w:t>6:2–3</w:t>
+      </w:r>
       <w:r>
         <w:rPr>
           <w:rtl/>
@@ -477,20 +441,14 @@
         </w:rPr>
         <w:t xml:space="preserve">, </w:t>
       </w:r>
-      <w:hyperlink r:id="rId19">
-        <w:r>
-          <w:rPr>
-            <w:rtl/>
-            <w:cs/>
-            <w:lang w:val="ar_AE" w:bidi="ar_AE"/>
-          </w:rPr>
-          <w:rPr>
-            <w:color w:val="0000EE"/>
-            <w:u w:val="single"/>
-          </w:rPr>
-          <w:t>11–12</w:t>
-        </w:r>
-      </w:hyperlink>
+      <w:r>
+        <w:rPr>
+          <w:rtl/>
+          <w:cs/>
+          <w:lang w:val="ar_AE" w:bidi="ar_AE"/>
+        </w:rPr>
+        <w:t>11–12</w:t>
+      </w:r>
       <w:r>
         <w:rPr>
           <w:rtl/>
@@ -539,20 +497,14 @@
         </w:rPr>
         <w:t xml:space="preserve">فالطبيعة توجه الناس إلى الخالق، وتُعطى أدلة على قوته وصلاحه وعدله ومحبته (انظر </w:t>
       </w:r>
-      <w:hyperlink r:id="rId20">
-        <w:r>
-          <w:rPr>
-            <w:rtl/>
-            <w:cs/>
-            <w:lang w:val="ar_AE" w:bidi="ar_AE"/>
-          </w:rPr>
-          <w:rPr>
-            <w:color w:val="0000EE"/>
-            <w:u w:val="single"/>
-          </w:rPr>
-          <w:t>مزمور 19:1–4</w:t>
-        </w:r>
-      </w:hyperlink>
+      <w:r>
+        <w:rPr>
+          <w:rtl/>
+          <w:cs/>
+          <w:lang w:val="ar_AE" w:bidi="ar_AE"/>
+        </w:rPr>
+        <w:t>مزمور 19:1–4</w:t>
+      </w:r>
       <w:r>
         <w:rPr>
           <w:rtl/>
@@ -561,20 +513,14 @@
         </w:rPr>
         <w:t xml:space="preserve">؛ </w:t>
       </w:r>
-      <w:hyperlink r:id="rId21">
-        <w:r>
-          <w:rPr>
-            <w:rtl/>
-            <w:cs/>
-            <w:lang w:val="ar_AE" w:bidi="ar_AE"/>
-          </w:rPr>
-          <w:rPr>
-            <w:color w:val="0000EE"/>
-            <w:u w:val="single"/>
-          </w:rPr>
-          <w:t>رومية 1:18–20</w:t>
-        </w:r>
-      </w:hyperlink>
+      <w:r>
+        <w:rPr>
+          <w:rtl/>
+          <w:cs/>
+          <w:lang w:val="ar_AE" w:bidi="ar_AE"/>
+        </w:rPr>
+        <w:t>رومية 1:18–20</w:t>
+      </w:r>
       <w:r>
         <w:rPr>
           <w:rtl/>
@@ -616,20 +562,14 @@
           <w:lang w:val="ar_AE" w:bidi="ar_AE"/>
         </w:rPr>
       </w:r>
-      <w:hyperlink r:id="rId22">
-        <w:r>
-          <w:rPr>
-            <w:rtl/>
-            <w:cs/>
-            <w:lang w:val="ar_AE" w:bidi="ar_AE"/>
-          </w:rPr>
-          <w:rPr>
-            <w:color w:val="0000EE"/>
-            <w:u w:val="single"/>
-          </w:rPr>
-          <w:t>تكوين 2:1–9</w:t>
-        </w:r>
-      </w:hyperlink>
+      <w:r>
+        <w:rPr>
+          <w:rtl/>
+          <w:cs/>
+          <w:lang w:val="ar_AE" w:bidi="ar_AE"/>
+        </w:rPr>
+        <w:t>تكوين 2:1–9</w:t>
+      </w:r>
       <w:r>
         <w:rPr>
           <w:rtl/>
@@ -638,20 +578,14 @@
         </w:rPr>
         <w:t xml:space="preserve">; </w:t>
       </w:r>
-      <w:hyperlink r:id="rId23">
-        <w:r>
-          <w:rPr>
-            <w:rtl/>
-            <w:cs/>
-            <w:lang w:val="ar_AE" w:bidi="ar_AE"/>
-          </w:rPr>
-          <w:rPr>
-            <w:color w:val="0000EE"/>
-            <w:u w:val="single"/>
-          </w:rPr>
-          <w:t>مزامير 8:3–8</w:t>
-        </w:r>
-      </w:hyperlink>
+      <w:r>
+        <w:rPr>
+          <w:rtl/>
+          <w:cs/>
+          <w:lang w:val="ar_AE" w:bidi="ar_AE"/>
+        </w:rPr>
+        <w:t>مزامير 8:3–8</w:t>
+      </w:r>
       <w:r>
         <w:rPr>
           <w:rtl/>
@@ -660,20 +594,14 @@
         </w:rPr>
         <w:t xml:space="preserve">; </w:t>
       </w:r>
-      <w:hyperlink r:id="rId24">
-        <w:r>
-          <w:rPr>
-            <w:rtl/>
-            <w:cs/>
-            <w:lang w:val="ar_AE" w:bidi="ar_AE"/>
-          </w:rPr>
-          <w:rPr>
-            <w:color w:val="0000EE"/>
-            <w:u w:val="single"/>
-          </w:rPr>
-          <w:t>19:1–6</w:t>
-        </w:r>
-      </w:hyperlink>
+      <w:r>
+        <w:rPr>
+          <w:rtl/>
+          <w:cs/>
+          <w:lang w:val="ar_AE" w:bidi="ar_AE"/>
+        </w:rPr>
+        <w:t>19:1–6</w:t>
+      </w:r>
       <w:r>
         <w:rPr>
           <w:rtl/>
@@ -682,20 +610,14 @@
         </w:rPr>
         <w:t xml:space="preserve">; </w:t>
       </w:r>
-      <w:hyperlink r:id="rId25">
-        <w:r>
-          <w:rPr>
-            <w:rtl/>
-            <w:cs/>
-            <w:lang w:val="ar_AE" w:bidi="ar_AE"/>
-          </w:rPr>
-          <w:rPr>
-            <w:color w:val="0000EE"/>
-            <w:u w:val="single"/>
-          </w:rPr>
-          <w:t>96:5–6</w:t>
-        </w:r>
-      </w:hyperlink>
+      <w:r>
+        <w:rPr>
+          <w:rtl/>
+          <w:cs/>
+          <w:lang w:val="ar_AE" w:bidi="ar_AE"/>
+        </w:rPr>
+        <w:t>96:5–6</w:t>
+      </w:r>
       <w:r>
         <w:rPr>
           <w:rtl/>
@@ -704,20 +626,14 @@
         </w:rPr>
         <w:t xml:space="preserve">; </w:t>
       </w:r>
-      <w:hyperlink r:id="rId16">
-        <w:r>
-          <w:rPr>
-            <w:rtl/>
-            <w:cs/>
-            <w:lang w:val="ar_AE" w:bidi="ar_AE"/>
-          </w:rPr>
-          <w:rPr>
-            <w:color w:val="0000EE"/>
-            <w:u w:val="single"/>
-          </w:rPr>
-          <w:t>نشيد الأنشاد 2:8–17</w:t>
-        </w:r>
-      </w:hyperlink>
+      <w:r>
+        <w:rPr>
+          <w:rtl/>
+          <w:cs/>
+          <w:lang w:val="ar_AE" w:bidi="ar_AE"/>
+        </w:rPr>
+        <w:t>نشيد الأنشاد 2:8–17</w:t>
+      </w:r>
       <w:r>
         <w:rPr>
           <w:rtl/>
@@ -726,20 +642,14 @@
         </w:rPr>
         <w:t xml:space="preserve">; </w:t>
       </w:r>
-      <w:hyperlink r:id="rId17">
-        <w:r>
-          <w:rPr>
-            <w:rtl/>
-            <w:cs/>
-            <w:lang w:val="ar_AE" w:bidi="ar_AE"/>
-          </w:rPr>
-          <w:rPr>
-            <w:color w:val="0000EE"/>
-            <w:u w:val="single"/>
-          </w:rPr>
-          <w:t>4:12–5:1</w:t>
-        </w:r>
-      </w:hyperlink>
+      <w:r>
+        <w:rPr>
+          <w:rtl/>
+          <w:cs/>
+          <w:lang w:val="ar_AE" w:bidi="ar_AE"/>
+        </w:rPr>
+        <w:t>4:12–5:1</w:t>
+      </w:r>
       <w:r>
         <w:rPr>
           <w:rtl/>
@@ -748,20 +658,14 @@
         </w:rPr>
         <w:t xml:space="preserve">; </w:t>
       </w:r>
-      <w:hyperlink r:id="rId18">
-        <w:r>
-          <w:rPr>
-            <w:rtl/>
-            <w:cs/>
-            <w:lang w:val="ar_AE" w:bidi="ar_AE"/>
-          </w:rPr>
-          <w:rPr>
-            <w:color w:val="0000EE"/>
-            <w:u w:val="single"/>
-          </w:rPr>
-          <w:t>6:2–3</w:t>
-        </w:r>
-      </w:hyperlink>
+      <w:r>
+        <w:rPr>
+          <w:rtl/>
+          <w:cs/>
+          <w:lang w:val="ar_AE" w:bidi="ar_AE"/>
+        </w:rPr>
+        <w:t>6:2–3</w:t>
+      </w:r>
       <w:r>
         <w:rPr>
           <w:rtl/>
@@ -770,20 +674,14 @@
         </w:rPr>
         <w:t xml:space="preserve">, </w:t>
       </w:r>
-      <w:hyperlink r:id="rId19">
-        <w:r>
-          <w:rPr>
-            <w:rtl/>
-            <w:cs/>
-            <w:lang w:val="ar_AE" w:bidi="ar_AE"/>
-          </w:rPr>
-          <w:rPr>
-            <w:color w:val="0000EE"/>
-            <w:u w:val="single"/>
-          </w:rPr>
-          <w:t>11–12</w:t>
-        </w:r>
-      </w:hyperlink>
+      <w:r>
+        <w:rPr>
+          <w:rtl/>
+          <w:cs/>
+          <w:lang w:val="ar_AE" w:bidi="ar_AE"/>
+        </w:rPr>
+        <w:t>11–12</w:t>
+      </w:r>
       <w:r>
         <w:rPr>
           <w:rtl/>
@@ -792,20 +690,14 @@
         </w:rPr>
         <w:t xml:space="preserve">; </w:t>
       </w:r>
-      <w:hyperlink r:id="rId26">
-        <w:r>
-          <w:rPr>
-            <w:rtl/>
-            <w:cs/>
-            <w:lang w:val="ar_AE" w:bidi="ar_AE"/>
-          </w:rPr>
-          <w:rPr>
-            <w:color w:val="0000EE"/>
-            <w:u w:val="single"/>
-          </w:rPr>
-          <w:t>7:10–13</w:t>
-        </w:r>
-      </w:hyperlink>
+      <w:r>
+        <w:rPr>
+          <w:rtl/>
+          <w:cs/>
+          <w:lang w:val="ar_AE" w:bidi="ar_AE"/>
+        </w:rPr>
+        <w:t>7:10–13</w:t>
+      </w:r>
       <w:r>
         <w:rPr>
           <w:rtl/>
@@ -814,20 +706,14 @@
         </w:rPr>
         <w:t xml:space="preserve">; </w:t>
       </w:r>
-      <w:hyperlink r:id="rId27">
-        <w:r>
-          <w:rPr>
-            <w:rtl/>
-            <w:cs/>
-            <w:lang w:val="ar_AE" w:bidi="ar_AE"/>
-          </w:rPr>
-          <w:rPr>
-            <w:color w:val="0000EE"/>
-            <w:u w:val="single"/>
-          </w:rPr>
-          <w:t>متى 6:26–30</w:t>
-        </w:r>
-      </w:hyperlink>
+      <w:r>
+        <w:rPr>
+          <w:rtl/>
+          <w:cs/>
+          <w:lang w:val="ar_AE" w:bidi="ar_AE"/>
+        </w:rPr>
+        <w:t>متى 6:26–30</w:t>
+      </w:r>
       <w:r>
         <w:rPr>
           <w:rtl/>
